--- a/Joseph/F1_FANTASY.docx
+++ b/Joseph/F1_FANTASY.docx
@@ -10,6 +10,33 @@
       </w:pPr>
       <w:r>
         <w:rPr>
+          <w:b/>
+          <w:bCs/>
+          <w:sz w:val="48"/>
+          <w:szCs w:val="48"/>
+          <w:lang w:val="en-US"/>
+        </w:rPr>
+        <w:t>FIRST</w:t>
+      </w:r>
+      <w:r>
+        <w:rPr>
+          <w:b/>
+          <w:bCs/>
+          <w:sz w:val="48"/>
+          <w:szCs w:val="48"/>
+          <w:lang w:val="en-US"/>
+        </w:rPr>
+        <w:t xml:space="preserve"> STEPS</w:t>
+      </w:r>
+    </w:p>
+    <w:p>
+      <w:pPr>
+        <w:rPr>
+          <w:lang w:val="en-US"/>
+        </w:rPr>
+      </w:pPr>
+      <w:r>
+        <w:rPr>
           <w:lang w:val="en-US"/>
         </w:rPr>
         <w:t xml:space="preserve">Hey guys! Welcome to the group </w:t>
@@ -63,7 +90,21 @@
         <w:rPr>
           <w:lang w:val="en-US"/>
         </w:rPr>
-        <w:t>We're making an F1 Fantasy League desktop app — basically like the fantasy football apps you might know, but for Formula 1. Users create an account, join leagues with friends using an invite code, and compete by predicting race results every week. Each user builds a squad of F1 drivers they can buy and sell in a transfer market. You also pick a "main driver" that doubles your prediction points. Every week before Thursday you predict the top 10 finishing order for that race. At the start of the season everyone predicts the top 10 drivers and constructors championship — nail it exactly and you get a big points bonus. The app connects to a real F1 API to load race results automatically and update everyone's points.</w:t>
+        <w:t xml:space="preserve">We're making an F1 Fantasy League desktop app — basically like the fantasy football apps you might know, but for Formula 1. Users create an account, join leagues with friends using an invite code, and compete by predicting race results every week. Each user builds a squad of F1 drivers they can buy and sell in a transfer market. You also pick a "main driver" that doubles your prediction points. Every week before Thursday you predict the top 10 finishing order for that race. At the start of the season everyone predicts the top 10 drivers and </w:t>
+      </w:r>
+      <w:proofErr w:type="gramStart"/>
+      <w:r>
+        <w:rPr>
+          <w:lang w:val="en-US"/>
+        </w:rPr>
+        <w:t>constructors</w:t>
+      </w:r>
+      <w:proofErr w:type="gramEnd"/>
+      <w:r>
+        <w:rPr>
+          <w:lang w:val="en-US"/>
+        </w:rPr>
+        <w:t xml:space="preserve"> championship — nail it exactly and you get a big points bonus. The app connects to a real F1 API to load race results automatically and update everyone's points.</w:t>
       </w:r>
     </w:p>
     <w:p>
@@ -265,6 +306,7 @@
         <w:rPr>
           <w:lang w:val="en-US"/>
         </w:rPr>
+        <w:lastRenderedPageBreak/>
         <w:t>- Change password</w:t>
       </w:r>
     </w:p>
@@ -278,7 +320,6 @@
         <w:rPr>
           <w:lang w:val="en-US"/>
         </w:rPr>
-        <w:lastRenderedPageBreak/>
         <w:t>- Delete account</w:t>
       </w:r>
     </w:p>
@@ -318,7 +359,21 @@
         <w:rPr>
           <w:lang w:val="en-US"/>
         </w:rPr>
-        <w:t xml:space="preserve"> ADMIN features we need to build:</w:t>
+        <w:t xml:space="preserve"> </w:t>
+      </w:r>
+      <w:proofErr w:type="gramStart"/>
+      <w:r>
+        <w:rPr>
+          <w:lang w:val="en-US"/>
+        </w:rPr>
+        <w:t>ADMIN features</w:t>
+      </w:r>
+      <w:proofErr w:type="gramEnd"/>
+      <w:r>
+        <w:rPr>
+          <w:lang w:val="en-US"/>
+        </w:rPr>
+        <w:t xml:space="preserve"> we need to build:</w:t>
       </w:r>
     </w:p>
     <w:p>
@@ -448,7 +503,21 @@
         <w:rPr>
           <w:lang w:val="en-US"/>
         </w:rPr>
-        <w:t>- Season prediction — predict the top 10 drivers and constructors championship</w:t>
+        <w:t xml:space="preserve">- Season prediction — predict the top 10 drivers and </w:t>
+      </w:r>
+      <w:proofErr w:type="gramStart"/>
+      <w:r>
+        <w:rPr>
+          <w:lang w:val="en-US"/>
+        </w:rPr>
+        <w:t>constructors</w:t>
+      </w:r>
+      <w:proofErr w:type="gramEnd"/>
+      <w:r>
+        <w:rPr>
+          <w:lang w:val="en-US"/>
+        </w:rPr>
+        <w:t xml:space="preserve"> championship</w:t>
       </w:r>
     </w:p>
     <w:p>
@@ -701,13 +770,29 @@
         <w:rPr>
           <w:lang w:val="en-US"/>
         </w:rPr>
-        <w:t>it and</w:t>
-      </w:r>
-      <w:r>
-        <w:rPr>
-          <w:lang w:val="en-US"/>
-        </w:rPr>
-        <w:t>share the link here when you have something. Here are the screens you should design:</w:t>
+        <w:t xml:space="preserve">it </w:t>
+      </w:r>
+      <w:proofErr w:type="spellStart"/>
+      <w:proofErr w:type="gramStart"/>
+      <w:r>
+        <w:rPr>
+          <w:lang w:val="en-US"/>
+        </w:rPr>
+        <w:t>and</w:t>
+      </w:r>
+      <w:r>
+        <w:rPr>
+          <w:lang w:val="en-US"/>
+        </w:rPr>
+        <w:t>share</w:t>
+      </w:r>
+      <w:proofErr w:type="spellEnd"/>
+      <w:proofErr w:type="gramEnd"/>
+      <w:r>
+        <w:rPr>
+          <w:lang w:val="en-US"/>
+        </w:rPr>
+        <w:t xml:space="preserve"> the link here when you have something. Here are the screens you should design:</w:t>
       </w:r>
     </w:p>
     <w:p>
@@ -857,7 +942,14 @@
         <w:rPr>
           <w:lang w:val="en-US"/>
         </w:rPr>
-        <w:t>6. Transfer market screen (buy/steal drivers, raise clause)</w:t>
+        <w:t xml:space="preserve">6. Transfer market screen (buy/steal drivers, raise </w:t>
+      </w:r>
+      <w:proofErr w:type="gramStart"/>
+      <w:r>
+        <w:rPr>
+          <w:lang w:val="en-US"/>
+        </w:rPr>
+        <w:t>clause)</w:t>
       </w:r>
       <w:r>
         <w:rPr>
@@ -887,6 +979,7 @@
         </w:rPr>
         <w:t>✅</w:t>
       </w:r>
+      <w:proofErr w:type="gramEnd"/>
     </w:p>
     <w:p>
       <w:pPr>
@@ -1006,7 +1099,840 @@
         <w:rPr>
           <w:lang w:val="en-US"/>
         </w:rPr>
+        <w:br w:type="page"/>
+      </w:r>
+    </w:p>
+    <w:p>
+      <w:pPr>
+        <w:rPr>
+          <w:b/>
+          <w:bCs/>
+          <w:lang w:val="en-US"/>
+        </w:rPr>
+      </w:pPr>
+      <w:r>
+        <w:rPr>
+          <w:lang w:val="en-US"/>
+        </w:rPr>
         <w:tab/>
+      </w:r>
+      <w:r>
+        <w:rPr>
+          <w:b/>
+          <w:bCs/>
+          <w:sz w:val="48"/>
+          <w:szCs w:val="48"/>
+          <w:lang w:val="en-US"/>
+        </w:rPr>
+        <w:t>SECOND STEPS</w:t>
+      </w:r>
+    </w:p>
+    <w:p>
+      <w:pPr>
+        <w:rPr>
+          <w:lang w:val="en-US"/>
+        </w:rPr>
+      </w:pPr>
+      <w:r>
+        <w:rPr>
+          <w:rFonts w:ascii="Segoe UI Emoji" w:hAnsi="Segoe UI Emoji" w:cs="Segoe UI Emoji"/>
+          <w:lang w:val="en-US"/>
+        </w:rPr>
+        <w:t>📌</w:t>
+      </w:r>
+      <w:r>
+        <w:rPr>
+          <w:lang w:val="en-US"/>
+        </w:rPr>
+        <w:t xml:space="preserve"> *Database*</w:t>
+      </w:r>
+    </w:p>
+    <w:p>
+      <w:pPr>
+        <w:rPr>
+          <w:lang w:val="en-US"/>
+        </w:rPr>
+      </w:pPr>
+      <w:r>
+        <w:rPr>
+          <w:lang w:val="en-US"/>
+        </w:rPr>
+        <w:t>I’ll take care of creating the *full SQL script* based on the ERD I already made:</w:t>
+      </w:r>
+    </w:p>
+    <w:p>
+      <w:pPr>
+        <w:rPr>
+          <w:lang w:val="en-US"/>
+        </w:rPr>
+      </w:pPr>
+      <w:r>
+        <w:rPr>
+          <w:lang w:val="en-US"/>
+        </w:rPr>
+        <w:t>* same table names</w:t>
+      </w:r>
+    </w:p>
+    <w:p>
+      <w:pPr>
+        <w:rPr>
+          <w:lang w:val="en-US"/>
+        </w:rPr>
+      </w:pPr>
+      <w:r>
+        <w:rPr>
+          <w:lang w:val="en-US"/>
+        </w:rPr>
+        <w:t>* same fields</w:t>
+      </w:r>
+    </w:p>
+    <w:p>
+      <w:pPr>
+        <w:rPr>
+          <w:lang w:val="en-US"/>
+        </w:rPr>
+      </w:pPr>
+      <w:r>
+        <w:rPr>
+          <w:lang w:val="en-US"/>
+        </w:rPr>
+        <w:t>* same relationships</w:t>
+      </w:r>
+    </w:p>
+    <w:p>
+      <w:pPr>
+        <w:rPr>
+          <w:lang w:val="en-US"/>
+        </w:rPr>
+      </w:pPr>
+    </w:p>
+    <w:p>
+      <w:pPr>
+        <w:rPr>
+          <w:lang w:val="en-US"/>
+        </w:rPr>
+      </w:pPr>
+      <w:r>
+        <w:rPr>
+          <w:lang w:val="en-US"/>
+        </w:rPr>
+        <w:t xml:space="preserve">Once it’s done, I’ll share it and everyone imports it </w:t>
+      </w:r>
+      <w:proofErr w:type="gramStart"/>
+      <w:r>
+        <w:rPr>
+          <w:lang w:val="en-US"/>
+        </w:rPr>
+        <w:t>locally</w:t>
+      </w:r>
+      <w:proofErr w:type="gramEnd"/>
+      <w:r>
+        <w:rPr>
+          <w:lang w:val="en-US"/>
+        </w:rPr>
+        <w:t xml:space="preserve"> so we all have the exact same database.</w:t>
+      </w:r>
+    </w:p>
+    <w:p>
+      <w:pPr>
+        <w:rPr>
+          <w:lang w:val="en-US"/>
+        </w:rPr>
+      </w:pPr>
+    </w:p>
+    <w:p>
+      <w:pPr>
+        <w:rPr>
+          <w:lang w:val="en-US"/>
+        </w:rPr>
+      </w:pPr>
+      <w:r>
+        <w:rPr>
+          <w:rFonts w:ascii="Segoe UI Emoji" w:hAnsi="Segoe UI Emoji" w:cs="Segoe UI Emoji"/>
+          <w:lang w:val="en-US"/>
+        </w:rPr>
+        <w:t>📂</w:t>
+      </w:r>
+      <w:r>
+        <w:rPr>
+          <w:lang w:val="en-US"/>
+        </w:rPr>
+        <w:t xml:space="preserve"> *GitHub*</w:t>
+      </w:r>
+    </w:p>
+    <w:p>
+      <w:pPr>
+        <w:rPr>
+          <w:lang w:val="en-US"/>
+        </w:rPr>
+      </w:pPr>
+      <w:r>
+        <w:rPr>
+          <w:lang w:val="en-US"/>
+        </w:rPr>
+        <w:t xml:space="preserve">Someone </w:t>
+      </w:r>
+      <w:proofErr w:type="gramStart"/>
+      <w:r>
+        <w:rPr>
+          <w:lang w:val="en-US"/>
+        </w:rPr>
+        <w:t>create</w:t>
+      </w:r>
+      <w:proofErr w:type="gramEnd"/>
+      <w:r>
+        <w:rPr>
+          <w:lang w:val="en-US"/>
+        </w:rPr>
+        <w:t xml:space="preserve"> the *repository on GitHub* and:</w:t>
+      </w:r>
+    </w:p>
+    <w:p>
+      <w:pPr>
+        <w:rPr>
+          <w:lang w:val="en-US"/>
+        </w:rPr>
+      </w:pPr>
+      <w:r>
+        <w:rPr>
+          <w:lang w:val="en-US"/>
+        </w:rPr>
+        <w:t>* each of us works on our own branch</w:t>
+      </w:r>
+    </w:p>
+    <w:p>
+      <w:pPr>
+        <w:rPr>
+          <w:lang w:val="en-US"/>
+        </w:rPr>
+      </w:pPr>
+      <w:r>
+        <w:rPr>
+          <w:lang w:val="en-US"/>
+        </w:rPr>
+        <w:t>* no one pushes directly to main</w:t>
+      </w:r>
+    </w:p>
+    <w:p>
+      <w:pPr>
+        <w:rPr>
+          <w:lang w:val="en-US"/>
+        </w:rPr>
+      </w:pPr>
+      <w:r>
+        <w:rPr>
+          <w:lang w:val="en-US"/>
+        </w:rPr>
+        <w:t>* everything goes through a *Pull Request (PR)*</w:t>
+      </w:r>
+    </w:p>
+    <w:p>
+      <w:pPr>
+        <w:rPr>
+          <w:lang w:val="en-US"/>
+        </w:rPr>
+      </w:pPr>
+    </w:p>
+    <w:p>
+      <w:pPr>
+        <w:rPr>
+          <w:lang w:val="en-US"/>
+        </w:rPr>
+      </w:pPr>
+      <w:r>
+        <w:rPr>
+          <w:rFonts w:ascii="Segoe UI Emoji" w:hAnsi="Segoe UI Emoji" w:cs="Segoe UI Emoji"/>
+          <w:lang w:val="en-US"/>
+        </w:rPr>
+        <w:t>👉</w:t>
+      </w:r>
+      <w:r>
+        <w:rPr>
+          <w:lang w:val="en-US"/>
+        </w:rPr>
+        <w:t xml:space="preserve"> Quick reminder: PR = you upload your work from your branch and request to merge it into main (so we keep everything clean and avoid conflicts).</w:t>
+      </w:r>
+    </w:p>
+    <w:p>
+      <w:pPr>
+        <w:rPr>
+          <w:lang w:val="en-US"/>
+        </w:rPr>
+      </w:pPr>
+    </w:p>
+    <w:p>
+      <w:pPr>
+        <w:rPr>
+          <w:lang w:val="en-US"/>
+        </w:rPr>
+      </w:pPr>
+      <w:r>
+        <w:rPr>
+          <w:lang w:val="en-US"/>
+        </w:rPr>
+        <w:t>---</w:t>
+      </w:r>
+    </w:p>
+    <w:p>
+      <w:pPr>
+        <w:rPr>
+          <w:lang w:val="en-US"/>
+        </w:rPr>
+      </w:pPr>
+    </w:p>
+    <w:p>
+      <w:pPr>
+        <w:rPr>
+          <w:lang w:val="en-US"/>
+        </w:rPr>
+      </w:pPr>
+      <w:r>
+        <w:rPr>
+          <w:rFonts w:ascii="Segoe UI Emoji" w:hAnsi="Segoe UI Emoji" w:cs="Segoe UI Emoji"/>
+          <w:lang w:val="en-US"/>
+        </w:rPr>
+        <w:t>🧩</w:t>
+      </w:r>
+      <w:r>
+        <w:rPr>
+          <w:lang w:val="en-US"/>
+        </w:rPr>
+        <w:t xml:space="preserve"> *Task distribution*</w:t>
+      </w:r>
+    </w:p>
+    <w:p>
+      <w:pPr>
+        <w:rPr>
+          <w:lang w:val="en-US"/>
+        </w:rPr>
+      </w:pPr>
+    </w:p>
+    <w:p>
+      <w:pPr>
+        <w:rPr>
+          <w:lang w:val="en-US"/>
+        </w:rPr>
+      </w:pPr>
+      <w:r>
+        <w:rPr>
+          <w:rFonts w:ascii="Segoe UI Emoji" w:hAnsi="Segoe UI Emoji" w:cs="Segoe UI Emoji"/>
+          <w:lang w:val="en-US"/>
+        </w:rPr>
+        <w:t>🔴</w:t>
+      </w:r>
+      <w:r>
+        <w:rPr>
+          <w:lang w:val="en-US"/>
+        </w:rPr>
+        <w:t xml:space="preserve"> *JOSEPH*</w:t>
+      </w:r>
+    </w:p>
+    <w:p>
+      <w:pPr>
+        <w:rPr>
+          <w:lang w:val="en-US"/>
+        </w:rPr>
+      </w:pPr>
+      <w:r>
+        <w:rPr>
+          <w:lang w:val="en-US"/>
+        </w:rPr>
+        <w:t>* Login screen (WPF)</w:t>
+      </w:r>
+    </w:p>
+    <w:p>
+      <w:pPr>
+        <w:rPr>
+          <w:lang w:val="en-US"/>
+        </w:rPr>
+      </w:pPr>
+      <w:r>
+        <w:rPr>
+          <w:lang w:val="en-US"/>
+        </w:rPr>
+        <w:t>* Register screen (WPF)</w:t>
+      </w:r>
+    </w:p>
+    <w:p>
+      <w:pPr>
+        <w:rPr>
+          <w:lang w:val="en-US"/>
+        </w:rPr>
+      </w:pPr>
+      <w:r>
+        <w:rPr>
+          <w:lang w:val="en-US"/>
+        </w:rPr>
+        <w:t>* Forgot password flow</w:t>
+      </w:r>
+    </w:p>
+    <w:p>
+      <w:pPr>
+        <w:rPr>
+          <w:lang w:val="en-US"/>
+        </w:rPr>
+      </w:pPr>
+      <w:r>
+        <w:rPr>
+          <w:lang w:val="en-US"/>
+        </w:rPr>
+        <w:t>* Profile picture upload</w:t>
+      </w:r>
+    </w:p>
+    <w:p>
+      <w:pPr>
+        <w:rPr>
+          <w:lang w:val="en-US"/>
+        </w:rPr>
+      </w:pPr>
+      <w:r>
+        <w:rPr>
+          <w:lang w:val="en-US"/>
+        </w:rPr>
+        <w:t>* Admin Panel (CRUD users + exports)</w:t>
+      </w:r>
+    </w:p>
+    <w:p>
+      <w:pPr>
+        <w:rPr>
+          <w:lang w:val="en-US"/>
+        </w:rPr>
+      </w:pPr>
+      <w:r>
+        <w:rPr>
+          <w:lang w:val="en-US"/>
+        </w:rPr>
+        <w:t xml:space="preserve">* Make sure all his screens </w:t>
+      </w:r>
+      <w:proofErr w:type="gramStart"/>
+      <w:r>
+        <w:rPr>
+          <w:lang w:val="en-US"/>
+        </w:rPr>
+        <w:t>correctly send</w:t>
+      </w:r>
+      <w:proofErr w:type="gramEnd"/>
+      <w:r>
+        <w:rPr>
+          <w:lang w:val="en-US"/>
+        </w:rPr>
+        <w:t xml:space="preserve"> and retrieve data from his local database</w:t>
+      </w:r>
+    </w:p>
+    <w:p>
+      <w:pPr>
+        <w:rPr>
+          <w:lang w:val="en-US"/>
+        </w:rPr>
+      </w:pPr>
+    </w:p>
+    <w:p>
+      <w:pPr>
+        <w:rPr>
+          <w:lang w:val="en-US"/>
+        </w:rPr>
+      </w:pPr>
+      <w:r>
+        <w:rPr>
+          <w:rFonts w:ascii="Segoe UI Emoji" w:hAnsi="Segoe UI Emoji" w:cs="Segoe UI Emoji"/>
+          <w:lang w:val="en-US"/>
+        </w:rPr>
+        <w:t>🔵</w:t>
+      </w:r>
+      <w:r>
+        <w:rPr>
+          <w:lang w:val="en-US"/>
+        </w:rPr>
+        <w:t xml:space="preserve"> *HUGO*</w:t>
+      </w:r>
+    </w:p>
+    <w:p>
+      <w:pPr>
+        <w:rPr>
+          <w:lang w:val="en-US"/>
+        </w:rPr>
+      </w:pPr>
+      <w:r>
+        <w:rPr>
+          <w:lang w:val="en-US"/>
+        </w:rPr>
+        <w:t>* Home / My Leagues</w:t>
+      </w:r>
+    </w:p>
+    <w:p>
+      <w:pPr>
+        <w:rPr>
+          <w:lang w:val="en-US"/>
+        </w:rPr>
+      </w:pPr>
+      <w:r>
+        <w:rPr>
+          <w:lang w:val="en-US"/>
+        </w:rPr>
+        <w:t>* Create League + Join League</w:t>
+      </w:r>
+    </w:p>
+    <w:p>
+      <w:pPr>
+        <w:rPr>
+          <w:lang w:val="en-US"/>
+        </w:rPr>
+      </w:pPr>
+      <w:r>
+        <w:rPr>
+          <w:lang w:val="en-US"/>
+        </w:rPr>
+        <w:t>* League Standings</w:t>
+      </w:r>
+    </w:p>
+    <w:p>
+      <w:pPr>
+        <w:rPr>
+          <w:lang w:val="en-US"/>
+        </w:rPr>
+      </w:pPr>
+      <w:r>
+        <w:rPr>
+          <w:lang w:val="en-US"/>
+        </w:rPr>
+        <w:t>* Navigation between screens</w:t>
+      </w:r>
+    </w:p>
+    <w:p>
+      <w:pPr>
+        <w:rPr>
+          <w:lang w:val="en-US"/>
+        </w:rPr>
+      </w:pPr>
+      <w:r>
+        <w:rPr>
+          <w:lang w:val="en-US"/>
+        </w:rPr>
+        <w:t xml:space="preserve">* Make sure all his screens </w:t>
+      </w:r>
+      <w:proofErr w:type="gramStart"/>
+      <w:r>
+        <w:rPr>
+          <w:lang w:val="en-US"/>
+        </w:rPr>
+        <w:t>correctly send</w:t>
+      </w:r>
+      <w:proofErr w:type="gramEnd"/>
+      <w:r>
+        <w:rPr>
+          <w:lang w:val="en-US"/>
+        </w:rPr>
+        <w:t xml:space="preserve"> and retrieve data from his local database</w:t>
+      </w:r>
+    </w:p>
+    <w:p>
+      <w:pPr>
+        <w:rPr>
+          <w:lang w:val="en-US"/>
+        </w:rPr>
+      </w:pPr>
+    </w:p>
+    <w:p>
+      <w:pPr>
+        <w:rPr>
+          <w:lang w:val="en-US"/>
+        </w:rPr>
+      </w:pPr>
+      <w:r>
+        <w:rPr>
+          <w:rFonts w:ascii="Segoe UI Emoji" w:hAnsi="Segoe UI Emoji" w:cs="Segoe UI Emoji"/>
+          <w:lang w:val="en-US"/>
+        </w:rPr>
+        <w:t>🟡</w:t>
+      </w:r>
+      <w:r>
+        <w:rPr>
+          <w:lang w:val="en-US"/>
+        </w:rPr>
+        <w:t xml:space="preserve"> *RODRIGO*</w:t>
+      </w:r>
+    </w:p>
+    <w:p>
+      <w:pPr>
+        <w:rPr>
+          <w:lang w:val="en-US"/>
+        </w:rPr>
+      </w:pPr>
+      <w:r>
+        <w:rPr>
+          <w:lang w:val="en-US"/>
+        </w:rPr>
+        <w:t>* My Team</w:t>
+      </w:r>
+    </w:p>
+    <w:p>
+      <w:pPr>
+        <w:rPr>
+          <w:lang w:val="en-US"/>
+        </w:rPr>
+      </w:pPr>
+      <w:r>
+        <w:rPr>
+          <w:lang w:val="en-US"/>
+        </w:rPr>
+        <w:t>* My Squad + Transfer Market (Buy, Steal, Clause, Protect)</w:t>
+      </w:r>
+    </w:p>
+    <w:p>
+      <w:pPr>
+        <w:rPr>
+          <w:lang w:val="en-US"/>
+        </w:rPr>
+      </w:pPr>
+      <w:r>
+        <w:rPr>
+          <w:lang w:val="en-US"/>
+        </w:rPr>
+        <w:t>* Weekly Predictions</w:t>
+      </w:r>
+    </w:p>
+    <w:p>
+      <w:pPr>
+        <w:rPr>
+          <w:lang w:val="en-US"/>
+        </w:rPr>
+      </w:pPr>
+      <w:r>
+        <w:rPr>
+          <w:lang w:val="en-US"/>
+        </w:rPr>
+        <w:t>* Season Predictions</w:t>
+      </w:r>
+    </w:p>
+    <w:p>
+      <w:pPr>
+        <w:rPr>
+          <w:lang w:val="en-US"/>
+        </w:rPr>
+      </w:pPr>
+      <w:r>
+        <w:rPr>
+          <w:lang w:val="en-US"/>
+        </w:rPr>
+        <w:t>* Assign Pilots (admin)</w:t>
+      </w:r>
+    </w:p>
+    <w:p>
+      <w:pPr>
+        <w:rPr>
+          <w:lang w:val="en-US"/>
+        </w:rPr>
+      </w:pPr>
+      <w:r>
+        <w:rPr>
+          <w:lang w:val="en-US"/>
+        </w:rPr>
+        <w:t>* Database (SQL script + making sure everything matches the models and logic)</w:t>
+      </w:r>
+    </w:p>
+    <w:p>
+      <w:pPr>
+        <w:rPr>
+          <w:lang w:val="en-US"/>
+        </w:rPr>
+      </w:pPr>
+    </w:p>
+    <w:p>
+      <w:pPr>
+        <w:rPr>
+          <w:lang w:val="en-US"/>
+        </w:rPr>
+      </w:pPr>
+      <w:r>
+        <w:rPr>
+          <w:lang w:val="en-US"/>
+        </w:rPr>
+        <w:t>---</w:t>
+      </w:r>
+    </w:p>
+    <w:p>
+      <w:pPr>
+        <w:rPr>
+          <w:lang w:val="en-US"/>
+        </w:rPr>
+      </w:pPr>
+    </w:p>
+    <w:p>
+      <w:pPr>
+        <w:rPr>
+          <w:lang w:val="en-US"/>
+        </w:rPr>
+      </w:pPr>
+      <w:r>
+        <w:rPr>
+          <w:rFonts w:ascii="Segoe UI Emoji" w:hAnsi="Segoe UI Emoji" w:cs="Segoe UI Emoji"/>
+          <w:lang w:val="en-US"/>
+        </w:rPr>
+        <w:t>⚙️</w:t>
+      </w:r>
+      <w:r>
+        <w:rPr>
+          <w:lang w:val="en-US"/>
+        </w:rPr>
+        <w:t xml:space="preserve"> *Everyone*</w:t>
+      </w:r>
+    </w:p>
+    <w:p>
+      <w:pPr>
+        <w:rPr>
+          <w:lang w:val="en-US"/>
+        </w:rPr>
+      </w:pPr>
+      <w:r>
+        <w:rPr>
+          <w:lang w:val="en-US"/>
+        </w:rPr>
+        <w:t>* Use the same database structure</w:t>
+      </w:r>
+    </w:p>
+    <w:p>
+      <w:pPr>
+        <w:rPr>
+          <w:lang w:val="en-US"/>
+        </w:rPr>
+      </w:pPr>
+      <w:r>
+        <w:rPr>
+          <w:lang w:val="en-US"/>
+        </w:rPr>
+        <w:t>* Create Models (C# classes) based on the DB</w:t>
+      </w:r>
+    </w:p>
+    <w:p>
+      <w:pPr>
+        <w:rPr>
+          <w:lang w:val="en-US"/>
+        </w:rPr>
+      </w:pPr>
+      <w:r>
+        <w:rPr>
+          <w:lang w:val="en-US"/>
+        </w:rPr>
+        <w:t>* Work on your own branch</w:t>
+      </w:r>
+    </w:p>
+    <w:p>
+      <w:pPr>
+        <w:rPr>
+          <w:lang w:val="en-US"/>
+        </w:rPr>
+      </w:pPr>
+      <w:r>
+        <w:rPr>
+          <w:lang w:val="en-US"/>
+        </w:rPr>
+        <w:t>* Use PRs to merge into main</w:t>
+      </w:r>
+    </w:p>
+    <w:p>
+      <w:pPr>
+        <w:rPr>
+          <w:lang w:val="en-US"/>
+        </w:rPr>
+      </w:pPr>
+    </w:p>
+    <w:p>
+      <w:pPr>
+        <w:rPr>
+          <w:lang w:val="en-US"/>
+        </w:rPr>
+      </w:pPr>
+      <w:r>
+        <w:rPr>
+          <w:lang w:val="en-US"/>
+        </w:rPr>
+        <w:t>---</w:t>
+      </w:r>
+    </w:p>
+    <w:p>
+      <w:pPr>
+        <w:rPr>
+          <w:lang w:val="en-US"/>
+        </w:rPr>
+      </w:pPr>
+    </w:p>
+    <w:p>
+      <w:pPr>
+        <w:rPr>
+          <w:lang w:val="en-US"/>
+        </w:rPr>
+      </w:pPr>
+      <w:r>
+        <w:rPr>
+          <w:rFonts w:ascii="Segoe UI Emoji" w:hAnsi="Segoe UI Emoji" w:cs="Segoe UI Emoji"/>
+          <w:lang w:val="en-US"/>
+        </w:rPr>
+        <w:t>🎯</w:t>
+      </w:r>
+      <w:r>
+        <w:rPr>
+          <w:lang w:val="en-US"/>
+        </w:rPr>
+        <w:t xml:space="preserve"> *Next steps*</w:t>
+      </w:r>
+    </w:p>
+    <w:p>
+      <w:pPr>
+        <w:rPr>
+          <w:lang w:val="en-US"/>
+        </w:rPr>
+      </w:pPr>
+    </w:p>
+    <w:p>
+      <w:pPr>
+        <w:rPr>
+          <w:lang w:val="en-US"/>
+        </w:rPr>
+      </w:pPr>
+      <w:r>
+        <w:rPr>
+          <w:lang w:val="en-US"/>
+        </w:rPr>
+        <w:t>1. SQL script ready</w:t>
+      </w:r>
+    </w:p>
+    <w:p>
+      <w:pPr>
+        <w:rPr>
+          <w:lang w:val="en-US"/>
+        </w:rPr>
+      </w:pPr>
+      <w:r>
+        <w:rPr>
+          <w:lang w:val="en-US"/>
+        </w:rPr>
+        <w:t>2. Everyone sets up DB locally</w:t>
+      </w:r>
+    </w:p>
+    <w:p>
+      <w:pPr>
+        <w:rPr>
+          <w:lang w:val="en-US"/>
+        </w:rPr>
+      </w:pPr>
+      <w:r>
+        <w:rPr>
+          <w:lang w:val="en-US"/>
+        </w:rPr>
+        <w:t>3. MySQL connection working in the project</w:t>
+      </w:r>
+    </w:p>
+    <w:p>
+      <w:pPr>
+        <w:rPr>
+          <w:lang w:val="en-US"/>
+        </w:rPr>
+      </w:pPr>
+      <w:r>
+        <w:rPr>
+          <w:lang w:val="en-US"/>
+        </w:rPr>
+        <w:t>4. Start developing each part</w:t>
       </w:r>
     </w:p>
     <w:sectPr>
